--- a/docs/SenseMinds360-Deployment-Guide.docx
+++ b/docs/SenseMinds360-Deployment-Guide.docx
@@ -2030,16 +2030,7 @@
           <w:b w:val="0"/>
           <w:sz w:val="21"/>
         </w:rPr>
-        <w:t>.</w:t>
-      </w:r>
-    </w:p>
-    <w:p>
-      <w:r>
-        <w:rPr>
-          <w:b w:val="0"/>
-          <w:sz w:val="21"/>
-        </w:rPr>
-        <w:t>Anyone who knows the default can forge an admin token.</w:t>
+        <w:t>. Anyone who knows the default can forge an admin token.</w:t>
       </w:r>
     </w:p>
     <w:p>
@@ -2134,16 +2125,7 @@
           <w:b w:val="0"/>
           <w:sz w:val="21"/>
         </w:rPr>
-        <w:t xml:space="preserve"> ranges, so a</w:t>
-      </w:r>
-    </w:p>
-    <w:p>
-      <w:r>
-        <w:rPr>
-          <w:b w:val="0"/>
-          <w:sz w:val="21"/>
-        </w:rPr>
-        <w:t>rebuild can pull newer numpy/scipy/pandas than were tested. The platform's core guarantee is reproducible engine output — pin exact versions (</w:t>
+        <w:t xml:space="preserve"> ranges, so a rebuild can pull newer numpy/scipy/pandas than were tested. The platform's core guarantee is reproducible engine output — pin exact versions (</w:t>
       </w:r>
       <w:r>
         <w:rPr>
@@ -2183,16 +2165,7 @@
           <w:b w:val="0"/>
           <w:sz w:val="21"/>
         </w:rPr>
-        <w:t xml:space="preserve"> if the dashboard is served from a different origin than</w:t>
-      </w:r>
-    </w:p>
-    <w:p>
-      <w:r>
-        <w:rPr>
-          <w:b w:val="0"/>
-          <w:sz w:val="21"/>
-        </w:rPr>
-        <w:t>the API. Not currently configured; same-origin nginx proxying hides this locally, but a split deployment will fail in the browser until it is added.</w:t>
+        <w:t xml:space="preserve"> if the dashboard is served from a different origin than the API. Not currently configured; same-origin nginx proxying hides this locally, but a split deployment will fail in the browser until it is added.</w:t>
       </w:r>
     </w:p>
     <w:p>
@@ -2320,16 +2293,7 @@
           <w:b w:val="0"/>
           <w:sz w:val="21"/>
         </w:rPr>
-        <w:t xml:space="preserve"> — readings, findings, graph, alerts. Compose uses a bind mount</w:t>
-      </w:r>
-    </w:p>
-    <w:p>
-      <w:r>
-        <w:rPr>
-          <w:b w:val="0"/>
-          <w:sz w:val="21"/>
-        </w:rPr>
-        <w:t xml:space="preserve">under </w:t>
+        <w:t xml:space="preserve"> — readings, findings, graph, alerts. Compose uses a bind mount under </w:t>
       </w:r>
       <w:r>
         <w:rPr>
@@ -2392,16 +2356,7 @@
           <w:b w:val="0"/>
           <w:sz w:val="21"/>
         </w:rPr>
-        <w:t>) — engine result payloads referenced by</w:t>
-      </w:r>
-    </w:p>
-    <w:p>
-      <w:r>
-        <w:rPr>
-          <w:b w:val="0"/>
-          <w:sz w:val="21"/>
-        </w:rPr>
-        <w:t>finding evidence. On a container platform with an ephemeral filesystem (</w:t>
+        <w:t>) — engine result payloads referenced by finding evidence. On a container platform with an ephemeral filesystem (</w:t>
       </w:r>
       <w:r>
         <w:rPr>

--- a/docs/SenseMinds360-Deployment-Guide.docx
+++ b/docs/SenseMinds360-Deployment-Guide.docx
@@ -36,9 +36,59 @@
           <w:color w:val="57534E"/>
           <w:sz w:val="19"/>
         </w:rPr>
-        <w:t>Local · Virtual Machine · Google Cloud Platform · 18 July 2026</w:t>
+        <w:t>Command reference · 21 July 2026</w:t>
       </w:r>
     </w:p>
+    <w:p/>
+    <w:tbl>
+      <w:tblPr>
+        <w:tblW w:type="auto" w:w="0"/>
+        <w:tblLook w:firstColumn="1" w:firstRow="1" w:lastColumn="0" w:lastRow="0" w:noHBand="0" w:noVBand="1" w:val="04A0"/>
+      </w:tblPr>
+      <w:tblGrid>
+        <w:gridCol w:w="8640"/>
+      </w:tblGrid>
+      <w:tr>
+        <w:tc>
+          <w:tcPr>
+            <w:tcW w:type="dxa" w:w="8640"/>
+            <w:shd w:fill="FEF3C7"/>
+          </w:tcPr>
+          <w:p>
+            <w:r/>
+            <w:r>
+              <w:rPr>
+                <w:b/>
+                <w:sz w:val="20"/>
+              </w:rPr>
+              <w:t>Read [`DEPLOYMENT-STRATEGY-V1.md`](DEPLOYMENT-STRATEGY-V1.md) first</w:t>
+            </w:r>
+            <w:r>
+              <w:rPr>
+                <w:b w:val="0"/>
+                <w:sz w:val="20"/>
+              </w:rPr>
+              <w:t xml:space="preserve"> — it is the current target architecture (Single Plant, GCE VM + persistent disk) and explains *why*. This guide is the step-by-step command reference. Data durability, backups and recovery are in </w:t>
+            </w:r>
+            <w:r>
+              <w:rPr>
+                <w:color w:val="0284C7"/>
+                <w:sz w:val="20"/>
+                <w:u w:val="single"/>
+              </w:rPr>
+              <w:t>`DATA-GOVERNANCE.md`</w:t>
+            </w:r>
+            <w:r>
+              <w:rPr>
+                <w:b w:val="0"/>
+                <w:sz w:val="20"/>
+              </w:rPr>
+              <w:t>.</w:t>
+            </w:r>
+          </w:p>
+        </w:tc>
+      </w:tr>
+    </w:tbl>
     <w:p/>
     <w:p>
       <w:r>
@@ -2001,21 +2051,21 @@
         <w:rPr>
           <w:sz w:val="22"/>
         </w:rPr>
-        <w:t xml:space="preserve">☐ </w:t>
+        <w:t xml:space="preserve">☒ </w:t>
       </w:r>
       <w:r>
         <w:rPr>
           <w:b/>
           <w:sz w:val="21"/>
         </w:rPr>
-        <w:t>`SENSEMINDS_JWT_SECRET` changed</w:t>
+        <w:t>Dependencies pinned</w:t>
       </w:r>
       <w:r>
         <w:rPr>
           <w:b w:val="0"/>
           <w:sz w:val="21"/>
         </w:rPr>
-        <w:t xml:space="preserve"> from </w:t>
+        <w:t xml:space="preserve"> — the image builds from </w:t>
       </w:r>
       <w:r>
         <w:rPr>
@@ -2023,14 +2073,134 @@
           <w:color w:val="BE123C"/>
           <w:sz w:val="21"/>
         </w:rPr>
-        <w:t>dev-insecure-change-me</w:t>
+        <w:t>requirements.lock</w:t>
       </w:r>
       <w:r>
         <w:rPr>
           <w:b w:val="0"/>
           <w:sz w:val="21"/>
         </w:rPr>
-        <w:t>. Anyone who knows the default can forge an admin token.</w:t>
+        <w:t>, and the Postgres image is pinned by digest. (Done — see DEPLOYMENT-STRATEGY-V1.md §5.)</w:t>
+      </w:r>
+    </w:p>
+    <w:p>
+      <w:pPr>
+        <w:pStyle w:val="ListBullet"/>
+      </w:pPr>
+      <w:r>
+        <w:rPr>
+          <w:sz w:val="22"/>
+        </w:rPr>
+        <w:t xml:space="preserve">☒ </w:t>
+      </w:r>
+      <w:r>
+        <w:rPr>
+          <w:b/>
+          <w:sz w:val="21"/>
+        </w:rPr>
+        <w:t>CORS configurable</w:t>
+      </w:r>
+      <w:r>
+        <w:rPr>
+          <w:b w:val="0"/>
+          <w:sz w:val="21"/>
+        </w:rPr>
+        <w:t xml:space="preserve"> — </w:t>
+      </w:r>
+      <w:r>
+        <w:rPr>
+          <w:rFonts w:ascii="Consolas" w:hAnsi="Consolas"/>
+          <w:color w:val="BE123C"/>
+          <w:sz w:val="21"/>
+        </w:rPr>
+        <w:t>SENSEMINDS_CORS_ALLOW_ORIGINS</w:t>
+      </w:r>
+      <w:r>
+        <w:rPr>
+          <w:b w:val="0"/>
+          <w:sz w:val="21"/>
+        </w:rPr>
+        <w:t>, exact origins.</w:t>
+      </w:r>
+    </w:p>
+    <w:p>
+      <w:pPr>
+        <w:pStyle w:val="ListBullet"/>
+      </w:pPr>
+      <w:r>
+        <w:rPr>
+          <w:sz w:val="22"/>
+        </w:rPr>
+        <w:t xml:space="preserve">☒ </w:t>
+      </w:r>
+      <w:r>
+        <w:rPr>
+          <w:b/>
+          <w:sz w:val="21"/>
+        </w:rPr>
+        <w:t>Artifact storage durable</w:t>
+      </w:r>
+      <w:r>
+        <w:rPr>
+          <w:b w:val="0"/>
+          <w:sz w:val="21"/>
+        </w:rPr>
+        <w:t xml:space="preserve"> — </w:t>
+      </w:r>
+      <w:r>
+        <w:rPr>
+          <w:rFonts w:ascii="Consolas" w:hAnsi="Consolas"/>
+          <w:color w:val="BE123C"/>
+          <w:sz w:val="21"/>
+        </w:rPr>
+        <w:t>LocalDiskArtifactStore</w:t>
+      </w:r>
+      <w:r>
+        <w:rPr>
+          <w:b w:val="0"/>
+          <w:sz w:val="21"/>
+        </w:rPr>
+        <w:t xml:space="preserve"> on the persistent disk; </w:t>
+      </w:r>
+      <w:r>
+        <w:rPr>
+          <w:rFonts w:ascii="Consolas" w:hAnsi="Consolas"/>
+          <w:color w:val="BE123C"/>
+          <w:sz w:val="21"/>
+        </w:rPr>
+        <w:t>ArtifactStore</w:t>
+      </w:r>
+      <w:r>
+        <w:rPr>
+          <w:b w:val="0"/>
+          <w:sz w:val="21"/>
+        </w:rPr>
+        <w:t xml:space="preserve"> port ready for GCS later.</w:t>
+      </w:r>
+    </w:p>
+    <w:p>
+      <w:pPr>
+        <w:pStyle w:val="ListBullet"/>
+      </w:pPr>
+      <w:r>
+        <w:rPr>
+          <w:sz w:val="22"/>
+        </w:rPr>
+        <w:t xml:space="preserve">☒ </w:t>
+      </w:r>
+      <w:r>
+        <w:rPr>
+          <w:b/>
+          <w:sz w:val="21"/>
+        </w:rPr>
+        <w:t>Database backups + tested restore</w:t>
+      </w:r>
+      <w:r>
+        <w:rPr>
+          <w:b w:val="0"/>
+          <w:sz w:val="21"/>
+        </w:rPr>
+        <w:t xml:space="preserve"> — see DATA-GOVERNANCE.md.</w:t>
       </w:r>
     </w:p>
     <w:p>
@@ -2048,14 +2218,14 @@
           <w:b/>
           <w:sz w:val="21"/>
         </w:rPr>
-        <w:t>`SENSEMINDS_DEFAULT_ADMIN_PASSWORD` changed</w:t>
+        <w:t>`sim` profile not running</w:t>
       </w:r>
       <w:r>
         <w:rPr>
           <w:b w:val="0"/>
           <w:sz w:val="21"/>
         </w:rPr>
-        <w:t xml:space="preserve"> from </w:t>
+        <w:t xml:space="preserve"> — run </w:t>
       </w:r>
       <w:r>
         <w:rPr>
@@ -2063,14 +2233,14 @@
           <w:color w:val="BE123C"/>
           <w:sz w:val="21"/>
         </w:rPr>
-        <w:t>admin</w:t>
+        <w:t>--profile batch</w:t>
       </w:r>
       <w:r>
         <w:rPr>
           <w:b w:val="0"/>
           <w:sz w:val="21"/>
         </w:rPr>
-        <w:t>.</w:t>
+        <w:t xml:space="preserve"> (the real worker).</w:t>
       </w:r>
     </w:p>
     <w:p>
@@ -2088,59 +2258,14 @@
           <w:b/>
           <w:sz w:val="21"/>
         </w:rPr>
-        <w:t>Dependencies pinned.</w:t>
+        <w:t>TLS terminated</w:t>
       </w:r>
       <w:r>
         <w:rPr>
           <w:b w:val="0"/>
           <w:sz w:val="21"/>
         </w:rPr>
-        <w:t xml:space="preserve"> </w:t>
-      </w:r>
-      <w:r>
-        <w:rPr>
-          <w:rFonts w:ascii="Consolas" w:hAnsi="Consolas"/>
-          <w:color w:val="BE123C"/>
-          <w:sz w:val="21"/>
-        </w:rPr>
-        <w:t>pyproject.toml</w:t>
-      </w:r>
-      <w:r>
-        <w:rPr>
-          <w:b w:val="0"/>
-          <w:sz w:val="21"/>
-        </w:rPr>
-        <w:t xml:space="preserve"> currently uses </w:t>
-      </w:r>
-      <w:r>
-        <w:rPr>
-          <w:rFonts w:ascii="Consolas" w:hAnsi="Consolas"/>
-          <w:color w:val="BE123C"/>
-          <w:sz w:val="21"/>
-        </w:rPr>
-        <w:t>&gt;=</w:t>
-      </w:r>
-      <w:r>
-        <w:rPr>
-          <w:b w:val="0"/>
-          <w:sz w:val="21"/>
-        </w:rPr>
-        <w:t xml:space="preserve"> ranges, so a rebuild can pull newer numpy/scipy/pandas than were tested. The platform's core guarantee is reproducible engine output — pin exact versions (</w:t>
-      </w:r>
-      <w:r>
-        <w:rPr>
-          <w:rFonts w:ascii="Consolas" w:hAnsi="Consolas"/>
-          <w:color w:val="BE123C"/>
-          <w:sz w:val="21"/>
-        </w:rPr>
-        <w:t>pip freeze</w:t>
-      </w:r>
-      <w:r>
-        <w:rPr>
-          <w:b w:val="0"/>
-          <w:sz w:val="21"/>
-        </w:rPr>
-        <w:t xml:space="preserve"> from a known-good container) before relying on that guarantee.</w:t>
+        <w:t xml:space="preserve"> — Caddy on the v1 VM (automatic on Cloud Run).</w:t>
       </w:r>
     </w:p>
     <w:p>
@@ -2158,100 +2283,14 @@
           <w:b/>
           <w:sz w:val="21"/>
         </w:rPr>
-        <w:t>CORS configured</w:t>
+        <w:t>`SENSEMINDS_JWT_SECRET` and `SENSEMINDS_DEFAULT_ADMIN_PASSWORD` changed.</w:t>
       </w:r>
       <w:r>
         <w:rPr>
           <w:b w:val="0"/>
           <w:sz w:val="21"/>
         </w:rPr>
-        <w:t xml:space="preserve"> if the dashboard is served from a different origin than the API. Not currently configured; same-origin nginx proxying hides this locally, but a split deployment will fail in the browser until it is added.</w:t>
-      </w:r>
-    </w:p>
-    <w:p>
-      <w:pPr>
-        <w:pStyle w:val="ListBullet"/>
-      </w:pPr>
-      <w:r>
-        <w:rPr>
-          <w:sz w:val="22"/>
-        </w:rPr>
-        <w:t xml:space="preserve">☐ </w:t>
-      </w:r>
-      <w:r>
-        <w:rPr>
-          <w:b/>
-          <w:sz w:val="21"/>
-        </w:rPr>
-        <w:t>Artifact storage is durable</w:t>
-      </w:r>
-      <w:r>
-        <w:rPr>
-          <w:b w:val="0"/>
-          <w:sz w:val="21"/>
-        </w:rPr>
-        <w:t xml:space="preserve"> (see §5).</w:t>
-      </w:r>
-    </w:p>
-    <w:p>
-      <w:pPr>
-        <w:pStyle w:val="ListBullet"/>
-      </w:pPr>
-      <w:r>
-        <w:rPr>
-          <w:sz w:val="22"/>
-        </w:rPr>
-        <w:t xml:space="preserve">☐ </w:t>
-      </w:r>
-      <w:r>
-        <w:rPr>
-          <w:b/>
-          <w:sz w:val="21"/>
-        </w:rPr>
-        <w:t>Database backups enabled</w:t>
-      </w:r>
-      <w:r>
-        <w:rPr>
-          <w:b w:val="0"/>
-          <w:sz w:val="21"/>
-        </w:rPr>
-        <w:t xml:space="preserve"> (automatic with Cloud SQL).</w:t>
-      </w:r>
-    </w:p>
-    <w:p>
-      <w:pPr>
-        <w:pStyle w:val="ListBullet"/>
-      </w:pPr>
-      <w:r>
-        <w:rPr>
-          <w:sz w:val="22"/>
-        </w:rPr>
-        <w:t xml:space="preserve">☐ </w:t>
-      </w:r>
-      <w:r>
-        <w:rPr>
-          <w:b/>
-          <w:sz w:val="21"/>
-        </w:rPr>
-        <w:t>`sim` profile not running.</w:t>
-      </w:r>
-    </w:p>
-    <w:p>
-      <w:pPr>
-        <w:pStyle w:val="ListBullet"/>
-      </w:pPr>
-      <w:r>
-        <w:rPr>
-          <w:sz w:val="22"/>
-        </w:rPr>
-        <w:t xml:space="preserve">☐ </w:t>
-      </w:r>
-      <w:r>
-        <w:rPr>
-          <w:b w:val="0"/>
-          <w:sz w:val="21"/>
-        </w:rPr>
-        <w:t>TLS terminated (automatic on Cloud Run; needs a load balancer on a raw VM).</w:t>
+        <w:t xml:space="preserve"> Deliberately deprioritised for v1; still required before public exposure.</w:t>
       </w:r>
     </w:p>
     <w:p/>
@@ -2406,6 +2445,41 @@
         <w:t>6. GCP deployment</w:t>
       </w:r>
     </w:p>
+    <w:tbl>
+      <w:tblPr>
+        <w:tblW w:type="auto" w:w="0"/>
+        <w:tblLook w:firstColumn="1" w:firstRow="1" w:lastColumn="0" w:lastRow="0" w:noHBand="0" w:noVBand="1" w:val="04A0"/>
+      </w:tblPr>
+      <w:tblGrid>
+        <w:gridCol w:w="8640"/>
+      </w:tblGrid>
+      <w:tr>
+        <w:tc>
+          <w:tcPr>
+            <w:tcW w:type="dxa" w:w="8640"/>
+            <w:shd w:fill="FEF3C7"/>
+          </w:tcPr>
+          <w:p>
+            <w:r/>
+            <w:r>
+              <w:rPr>
+                <w:b/>
+                <w:sz w:val="20"/>
+              </w:rPr>
+              <w:t>v1 is the GCE VM + persistent disk</w:t>
+            </w:r>
+            <w:r>
+              <w:rPr>
+                <w:b w:val="0"/>
+                <w:sz w:val="20"/>
+              </w:rPr>
+              <w:t xml:space="preserve"> (DEPLOYMENT-STRATEGY-V1.md, and §7 below). The Cloud Run + Cloud SQL shape shown here is a *future* option for a managed, multi-plant deployment — kept for reference. It requires resolving the TimescaleDB-on-Cloud-SQL constraint noted below; v1 sidesteps it entirely by running TimescaleDB on the VM.</w:t>
+            </w:r>
+          </w:p>
+        </w:tc>
+      </w:tr>
+    </w:tbl>
+    <w:p/>
     <w:p>
       <w:pPr>
         <w:pStyle w:val="Heading3"/>
@@ -2416,7 +2490,7 @@
           <w:color w:val="57534E"/>
           <w:sz w:val="22"/>
         </w:rPr>
-        <w:t>6.1 Recommended architecture</w:t>
+        <w:t>6.1 Future managed architecture (reference)</w:t>
       </w:r>
     </w:p>
     <w:tbl>
